--- a/ДикевичЕА_ОКС_ПИ261_ЛР02.docx
+++ b/ДикевичЕА_ОКС_ПИ261_ЛР02.docx
@@ -155,7 +155,24 @@
           <w:sz w:val="28"/>
           <w:szCs w:val="28"/>
         </w:rPr>
-        <w:t xml:space="preserve"> Изучение концепции профилактического обслуживания ПК (в рамках методологии IT Essentials), получение практических навыков работы со встроенными инструментами операционных систем (Windows/macOS) для бесконтактной инвентаризации аппаратных компонентов, выявления конфликтов оборудования и составления цифрового паспорта вычислительной машины.</w:t>
+        <w:t xml:space="preserve"> </w:t>
+      </w:r>
+      <w:r>
+        <w:rPr>
+          <w:rFonts w:ascii="Times New Roman" w:hAnsi="Times New Roman" w:cs="Times New Roman"/>
+          <w:sz w:val="28"/>
+          <w:szCs w:val="28"/>
+          <w:lang w:val="ru-RU"/>
+        </w:rPr>
+        <w:t>и</w:t>
+      </w:r>
+      <w:r>
+        <w:rPr>
+          <w:rFonts w:ascii="Times New Roman" w:hAnsi="Times New Roman" w:cs="Times New Roman"/>
+          <w:sz w:val="28"/>
+          <w:szCs w:val="28"/>
+        </w:rPr>
+        <w:t>зучение концепции профилактического обслуживания ПК (в рамках методологии IT Essentials), получение практических навыков работы со встроенными инструментами операционных систем (Windows/macOS) для бесконтактной инвентаризации аппаратных компонентов, выявления конфликтов оборудования и составления цифрового паспорта вычислительной машины.</w:t>
       </w:r>
     </w:p>
     <w:p>
@@ -788,6 +805,21 @@
     </w:p>
     <w:p>
       <w:pPr>
+        <w:tabs>
+          <w:tab w:val="left" w:pos="1134"/>
+        </w:tabs>
+        <w:spacing w:after="0" w:line="240" w:lineRule="auto"/>
+        <w:jc w:val="both"/>
+        <w:rPr>
+          <w:rFonts w:ascii="Times New Roman" w:hAnsi="Times New Roman" w:cs="Times New Roman"/>
+          <w:sz w:val="28"/>
+          <w:szCs w:val="28"/>
+          <w:lang w:val="ru-RU"/>
+        </w:rPr>
+      </w:pPr>
+    </w:p>
+    <w:p>
+      <w:pPr>
         <w:spacing w:after="0" w:line="240" w:lineRule="auto"/>
         <w:ind w:firstLine="709"/>
         <w:jc w:val="both"/>
@@ -1041,20 +1073,6 @@
     <w:p>
       <w:pPr>
         <w:spacing w:after="0" w:line="240" w:lineRule="auto"/>
-        <w:ind w:firstLine="709"/>
-        <w:rPr>
-          <w:rFonts w:ascii="Times New Roman" w:hAnsi="Times New Roman" w:cs="Times New Roman"/>
-          <w:b/>
-          <w:bCs/>
-          <w:sz w:val="28"/>
-          <w:szCs w:val="28"/>
-          <w:lang w:val="ru-RU"/>
-        </w:rPr>
-      </w:pPr>
-    </w:p>
-    <w:p>
-      <w:pPr>
-        <w:spacing w:after="0" w:line="240" w:lineRule="auto"/>
         <w:jc w:val="center"/>
         <w:rPr>
           <w:rFonts w:ascii="Times New Roman" w:eastAsiaTheme="minorEastAsia" w:hAnsi="Times New Roman" w:cs="Times New Roman"/>
@@ -1126,6 +1144,17 @@
           <w:bCs/>
           <w:sz w:val="28"/>
           <w:szCs w:val="28"/>
+          <w:lang w:val="ru-RU"/>
+        </w:rPr>
+        <w:t>и</w:t>
+      </w:r>
+      <w:r>
+        <w:rPr>
+          <w:rFonts w:ascii="Times New Roman" w:hAnsi="Times New Roman" w:cs="Times New Roman"/>
+          <w:b/>
+          <w:bCs/>
+          <w:sz w:val="28"/>
+          <w:szCs w:val="28"/>
         </w:rPr>
         <w:t xml:space="preserve"> </w:t>
       </w:r>
@@ -1150,6 +1179,17 @@
           <w:lang w:val="ru-RU"/>
         </w:rPr>
         <w:t> </w:t>
+      </w:r>
+      <w:r>
+        <w:rPr>
+          <w:rFonts w:ascii="Times New Roman" w:hAnsi="Times New Roman" w:cs="Times New Roman"/>
+          <w:b/>
+          <w:bCs/>
+          <w:sz w:val="28"/>
+          <w:szCs w:val="28"/>
+          <w:lang w:val="ru-RU"/>
+        </w:rPr>
+        <w:t xml:space="preserve">2 и </w:t>
       </w:r>
       <w:r>
         <w:rPr>
@@ -1705,6 +1745,21 @@
     <w:p>
       <w:pPr>
         <w:spacing w:after="0" w:line="240" w:lineRule="auto"/>
+        <w:ind w:firstLine="720"/>
+        <w:jc w:val="both"/>
+        <w:rPr>
+          <w:rFonts w:ascii="Times New Roman" w:eastAsiaTheme="minorEastAsia" w:hAnsi="Times New Roman" w:cs="Times New Roman"/>
+          <w:b/>
+          <w:bCs/>
+          <w:sz w:val="28"/>
+          <w:szCs w:val="28"/>
+          <w:lang w:val="ru-RU"/>
+        </w:rPr>
+      </w:pPr>
+    </w:p>
+    <w:p>
+      <w:pPr>
+        <w:spacing w:after="0" w:line="240" w:lineRule="auto"/>
         <w:jc w:val="center"/>
         <w:rPr>
           <w:rFonts w:ascii="Times New Roman" w:eastAsiaTheme="minorEastAsia" w:hAnsi="Times New Roman" w:cs="Times New Roman"/>
@@ -2755,6 +2810,14 @@
         </w:rPr>
         <w:t>Когда операционная система не может автоматически распознать устройство, оно отображается в системе как «Неизвестное устройство» с желтым значком. В этом случае поиск выполняют вручную</w:t>
       </w:r>
+      <w:r>
+        <w:rPr>
+          <w:rFonts w:ascii="Times New Roman" w:eastAsiaTheme="minorEastAsia" w:hAnsi="Times New Roman" w:cs="Times New Roman"/>
+          <w:sz w:val="28"/>
+          <w:szCs w:val="28"/>
+        </w:rPr>
+        <w:t>:</w:t>
+      </w:r>
     </w:p>
     <w:p>
       <w:pPr>
@@ -3009,9 +3072,654 @@
         <w:t>Зная точное название, инженер переходит на официальный сайт производителя и скачивает корректную версию драйвера, полностью исключая риск установить неподходящее ПО.</w:t>
       </w:r>
     </w:p>
+    <w:p>
+      <w:pPr>
+        <w:spacing w:after="0" w:line="240" w:lineRule="auto"/>
+        <w:jc w:val="center"/>
+        <w:rPr>
+          <w:rFonts w:ascii="Times New Roman" w:eastAsiaTheme="minorEastAsia" w:hAnsi="Times New Roman" w:cs="Times New Roman"/>
+          <w:sz w:val="28"/>
+          <w:szCs w:val="28"/>
+          <w:lang w:val="ru-RU"/>
+        </w:rPr>
+      </w:pPr>
+    </w:p>
+    <w:p>
+      <w:pPr>
+        <w:spacing w:after="0" w:line="240" w:lineRule="auto"/>
+        <w:jc w:val="center"/>
+        <w:rPr>
+          <w:rFonts w:ascii="Times New Roman" w:eastAsiaTheme="minorEastAsia" w:hAnsi="Times New Roman" w:cs="Times New Roman"/>
+          <w:b/>
+          <w:bCs/>
+          <w:sz w:val="28"/>
+          <w:szCs w:val="28"/>
+          <w:u w:val="single"/>
+          <w:lang w:val="ru-RU"/>
+        </w:rPr>
+      </w:pPr>
+      <w:r>
+        <w:rPr>
+          <w:rFonts w:ascii="Times New Roman" w:eastAsiaTheme="minorEastAsia" w:hAnsi="Times New Roman" w:cs="Times New Roman"/>
+          <w:b/>
+          <w:bCs/>
+          <w:sz w:val="28"/>
+          <w:szCs w:val="28"/>
+          <w:u w:val="single"/>
+        </w:rPr>
+        <w:t xml:space="preserve">АНАЛИЗ </w:t>
+      </w:r>
+      <w:r>
+        <w:rPr>
+          <w:rFonts w:ascii="Times New Roman" w:eastAsiaTheme="minorEastAsia" w:hAnsi="Times New Roman" w:cs="Times New Roman"/>
+          <w:b/>
+          <w:bCs/>
+          <w:sz w:val="28"/>
+          <w:szCs w:val="28"/>
+          <w:u w:val="single"/>
+          <w:lang w:val="ru-RU"/>
+        </w:rPr>
+        <w:t>АРХИТЕКТУРЫ</w:t>
+      </w:r>
+    </w:p>
+    <w:p>
+      <w:pPr>
+        <w:spacing w:after="0" w:line="240" w:lineRule="auto"/>
+        <w:jc w:val="center"/>
+        <w:rPr>
+          <w:rFonts w:ascii="Times New Roman" w:eastAsiaTheme="minorEastAsia" w:hAnsi="Times New Roman" w:cs="Times New Roman"/>
+          <w:b/>
+          <w:bCs/>
+          <w:sz w:val="28"/>
+          <w:szCs w:val="28"/>
+          <w:lang w:val="ru-RU"/>
+        </w:rPr>
+      </w:pPr>
+    </w:p>
+    <w:p>
+      <w:pPr>
+        <w:spacing w:after="0" w:line="240" w:lineRule="auto"/>
+        <w:ind w:firstLine="720"/>
+        <w:jc w:val="both"/>
+        <w:rPr>
+          <w:rFonts w:ascii="Times New Roman" w:eastAsiaTheme="minorEastAsia" w:hAnsi="Times New Roman" w:cs="Times New Roman"/>
+          <w:b/>
+          <w:bCs/>
+          <w:sz w:val="28"/>
+          <w:szCs w:val="28"/>
+          <w:lang w:val="ru-RU"/>
+        </w:rPr>
+      </w:pPr>
+      <w:r>
+        <w:rPr>
+          <w:rFonts w:ascii="Times New Roman" w:eastAsiaTheme="minorEastAsia" w:hAnsi="Times New Roman" w:cs="Times New Roman"/>
+          <w:b/>
+          <w:bCs/>
+          <w:sz w:val="28"/>
+          <w:szCs w:val="28"/>
+        </w:rPr>
+        <w:t xml:space="preserve">Шаг </w:t>
+      </w:r>
+      <w:r>
+        <w:rPr>
+          <w:rFonts w:ascii="Times New Roman" w:eastAsiaTheme="minorEastAsia" w:hAnsi="Times New Roman" w:cs="Times New Roman"/>
+          <w:b/>
+          <w:bCs/>
+          <w:sz w:val="28"/>
+          <w:szCs w:val="28"/>
+          <w:lang w:val="ru-RU"/>
+        </w:rPr>
+        <w:t>№ </w:t>
+      </w:r>
+      <w:r>
+        <w:rPr>
+          <w:rFonts w:ascii="Times New Roman" w:eastAsiaTheme="minorEastAsia" w:hAnsi="Times New Roman" w:cs="Times New Roman"/>
+          <w:b/>
+          <w:bCs/>
+          <w:sz w:val="28"/>
+          <w:szCs w:val="28"/>
+          <w:lang w:val="ru-RU"/>
+        </w:rPr>
+        <w:t>6</w:t>
+      </w:r>
+      <w:r>
+        <w:rPr>
+          <w:rFonts w:ascii="Times New Roman" w:eastAsiaTheme="minorEastAsia" w:hAnsi="Times New Roman" w:cs="Times New Roman"/>
+          <w:b/>
+          <w:bCs/>
+          <w:sz w:val="28"/>
+          <w:szCs w:val="28"/>
+        </w:rPr>
+        <w:t xml:space="preserve">. </w:t>
+      </w:r>
+      <w:r>
+        <w:rPr>
+          <w:rFonts w:ascii="Times New Roman" w:eastAsiaTheme="minorEastAsia" w:hAnsi="Times New Roman" w:cs="Times New Roman"/>
+          <w:b/>
+          <w:bCs/>
+          <w:sz w:val="28"/>
+          <w:szCs w:val="28"/>
+        </w:rPr>
+        <w:t>Анализ периферии и портов ввода-вывода</w:t>
+      </w:r>
+    </w:p>
+    <w:p>
+      <w:pPr>
+        <w:spacing w:after="0" w:line="240" w:lineRule="auto"/>
+        <w:ind w:firstLine="709"/>
+        <w:jc w:val="both"/>
+        <w:rPr>
+          <w:rFonts w:ascii="Times New Roman" w:eastAsiaTheme="minorEastAsia" w:hAnsi="Times New Roman" w:cs="Times New Roman"/>
+          <w:sz w:val="28"/>
+          <w:szCs w:val="28"/>
+          <w:lang w:val="ru-RU"/>
+        </w:rPr>
+      </w:pPr>
+      <w:r>
+        <w:rPr>
+          <w:rFonts w:ascii="Times New Roman" w:eastAsiaTheme="minorEastAsia" w:hAnsi="Times New Roman" w:cs="Times New Roman"/>
+          <w:sz w:val="28"/>
+          <w:szCs w:val="28"/>
+          <w:lang w:val="ru-RU"/>
+        </w:rPr>
+        <w:t xml:space="preserve">В разделе «Контроллеры </w:t>
+      </w:r>
+      <w:r>
+        <w:rPr>
+          <w:rFonts w:ascii="Times New Roman" w:eastAsiaTheme="minorEastAsia" w:hAnsi="Times New Roman" w:cs="Times New Roman"/>
+          <w:sz w:val="28"/>
+          <w:szCs w:val="28"/>
+          <w:lang w:val="en-US"/>
+        </w:rPr>
+        <w:t>USB</w:t>
+      </w:r>
+      <w:r>
+        <w:rPr>
+          <w:rFonts w:ascii="Times New Roman" w:eastAsiaTheme="minorEastAsia" w:hAnsi="Times New Roman" w:cs="Times New Roman"/>
+          <w:sz w:val="28"/>
+          <w:szCs w:val="28"/>
+          <w:lang w:val="ru-RU"/>
+        </w:rPr>
+        <w:t>» распознано 7 логических элементов:</w:t>
+      </w:r>
+    </w:p>
+    <w:p>
+      <w:pPr>
+        <w:pStyle w:val="a7"/>
+        <w:numPr>
+          <w:ilvl w:val="0"/>
+          <w:numId w:val="11"/>
+        </w:numPr>
+        <w:tabs>
+          <w:tab w:val="left" w:pos="1134"/>
+        </w:tabs>
+        <w:spacing w:after="0" w:line="240" w:lineRule="auto"/>
+        <w:ind w:left="0" w:firstLine="709"/>
+        <w:jc w:val="both"/>
+        <w:rPr>
+          <w:rFonts w:ascii="Times New Roman" w:eastAsiaTheme="minorEastAsia" w:hAnsi="Times New Roman" w:cs="Times New Roman"/>
+          <w:sz w:val="28"/>
+          <w:szCs w:val="28"/>
+          <w:lang w:val="ru-RU"/>
+        </w:rPr>
+      </w:pPr>
+      <w:r>
+        <w:rPr>
+          <w:rFonts w:ascii="Times New Roman" w:eastAsiaTheme="minorEastAsia" w:hAnsi="Times New Roman" w:cs="Times New Roman"/>
+          <w:sz w:val="28"/>
+          <w:szCs w:val="28"/>
+        </w:rPr>
+        <w:t>2 Корневых USB-концентратора (USB 3.0)</w:t>
+      </w:r>
+      <w:r>
+        <w:rPr>
+          <w:rFonts w:ascii="Times New Roman" w:eastAsiaTheme="minorEastAsia" w:hAnsi="Times New Roman" w:cs="Times New Roman"/>
+          <w:sz w:val="28"/>
+          <w:szCs w:val="28"/>
+          <w:lang w:val="ru-RU"/>
+        </w:rPr>
+        <w:t>;</w:t>
+      </w:r>
+    </w:p>
+    <w:p>
+      <w:pPr>
+        <w:pStyle w:val="a7"/>
+        <w:numPr>
+          <w:ilvl w:val="0"/>
+          <w:numId w:val="11"/>
+        </w:numPr>
+        <w:tabs>
+          <w:tab w:val="left" w:pos="1134"/>
+        </w:tabs>
+        <w:spacing w:after="0" w:line="240" w:lineRule="auto"/>
+        <w:ind w:left="0" w:firstLine="709"/>
+        <w:jc w:val="both"/>
+        <w:rPr>
+          <w:rFonts w:ascii="Times New Roman" w:eastAsiaTheme="minorEastAsia" w:hAnsi="Times New Roman" w:cs="Times New Roman"/>
+          <w:sz w:val="28"/>
+          <w:szCs w:val="28"/>
+          <w:lang w:val="ru-RU"/>
+        </w:rPr>
+      </w:pPr>
+      <w:r>
+        <w:rPr>
+          <w:rFonts w:ascii="Times New Roman" w:eastAsiaTheme="minorEastAsia" w:hAnsi="Times New Roman" w:cs="Times New Roman"/>
+          <w:sz w:val="28"/>
+          <w:szCs w:val="28"/>
+          <w:lang w:val="ru-RU"/>
+        </w:rPr>
+        <w:t xml:space="preserve">1 </w:t>
+      </w:r>
+      <w:r>
+        <w:rPr>
+          <w:rFonts w:ascii="Times New Roman" w:eastAsiaTheme="minorEastAsia" w:hAnsi="Times New Roman" w:cs="Times New Roman"/>
+          <w:sz w:val="28"/>
+          <w:szCs w:val="28"/>
+        </w:rPr>
+        <w:t>Корневой маршрутизатор USB4 (1.0)</w:t>
+      </w:r>
+      <w:r>
+        <w:rPr>
+          <w:rFonts w:ascii="Times New Roman" w:eastAsiaTheme="minorEastAsia" w:hAnsi="Times New Roman" w:cs="Times New Roman"/>
+          <w:sz w:val="28"/>
+          <w:szCs w:val="28"/>
+          <w:lang w:val="ru-RU"/>
+        </w:rPr>
+        <w:t>;</w:t>
+      </w:r>
+    </w:p>
+    <w:p>
+      <w:pPr>
+        <w:pStyle w:val="a7"/>
+        <w:numPr>
+          <w:ilvl w:val="0"/>
+          <w:numId w:val="11"/>
+        </w:numPr>
+        <w:tabs>
+          <w:tab w:val="left" w:pos="1134"/>
+        </w:tabs>
+        <w:spacing w:after="0" w:line="240" w:lineRule="auto"/>
+        <w:ind w:left="0" w:firstLine="709"/>
+        <w:jc w:val="both"/>
+        <w:rPr>
+          <w:rFonts w:ascii="Times New Roman" w:eastAsiaTheme="minorEastAsia" w:hAnsi="Times New Roman" w:cs="Times New Roman"/>
+          <w:sz w:val="28"/>
+          <w:szCs w:val="28"/>
+          <w:lang w:val="ru-RU"/>
+        </w:rPr>
+      </w:pPr>
+      <w:r>
+        <w:rPr>
+          <w:rFonts w:ascii="Times New Roman" w:eastAsiaTheme="minorEastAsia" w:hAnsi="Times New Roman" w:cs="Times New Roman"/>
+          <w:sz w:val="28"/>
+          <w:szCs w:val="28"/>
+          <w:lang w:val="ru-RU"/>
+        </w:rPr>
+        <w:t xml:space="preserve">2 </w:t>
+      </w:r>
+      <w:r>
+        <w:rPr>
+          <w:rFonts w:ascii="Times New Roman" w:eastAsiaTheme="minorEastAsia" w:hAnsi="Times New Roman" w:cs="Times New Roman"/>
+          <w:sz w:val="28"/>
+          <w:szCs w:val="28"/>
+        </w:rPr>
+        <w:t>Расширяемых хост-контроллера Intel(R) (USB 3.10 и USB 3.20)</w:t>
+      </w:r>
+      <w:r>
+        <w:rPr>
+          <w:rFonts w:ascii="Times New Roman" w:eastAsiaTheme="minorEastAsia" w:hAnsi="Times New Roman" w:cs="Times New Roman"/>
+          <w:sz w:val="28"/>
+          <w:szCs w:val="28"/>
+          <w:lang w:val="ru-RU"/>
+        </w:rPr>
+        <w:t>;</w:t>
+      </w:r>
+    </w:p>
+    <w:p>
+      <w:pPr>
+        <w:pStyle w:val="a7"/>
+        <w:numPr>
+          <w:ilvl w:val="0"/>
+          <w:numId w:val="11"/>
+        </w:numPr>
+        <w:tabs>
+          <w:tab w:val="left" w:pos="1134"/>
+        </w:tabs>
+        <w:spacing w:after="0" w:line="240" w:lineRule="auto"/>
+        <w:ind w:left="0" w:firstLine="709"/>
+        <w:jc w:val="both"/>
+        <w:rPr>
+          <w:rFonts w:ascii="Times New Roman" w:eastAsiaTheme="minorEastAsia" w:hAnsi="Times New Roman" w:cs="Times New Roman"/>
+          <w:sz w:val="28"/>
+          <w:szCs w:val="28"/>
+          <w:lang w:val="ru-RU"/>
+        </w:rPr>
+      </w:pPr>
+      <w:r>
+        <w:rPr>
+          <w:rFonts w:ascii="Times New Roman" w:eastAsiaTheme="minorEastAsia" w:hAnsi="Times New Roman" w:cs="Times New Roman"/>
+          <w:sz w:val="28"/>
+          <w:szCs w:val="28"/>
+          <w:lang w:val="ru-RU"/>
+        </w:rPr>
+        <w:t xml:space="preserve">1 Составное </w:t>
+      </w:r>
+      <w:r>
+        <w:rPr>
+          <w:rFonts w:ascii="Times New Roman" w:eastAsiaTheme="minorEastAsia" w:hAnsi="Times New Roman" w:cs="Times New Roman"/>
+          <w:sz w:val="28"/>
+          <w:szCs w:val="28"/>
+          <w:lang w:val="en-US"/>
+        </w:rPr>
+        <w:t>USB</w:t>
+      </w:r>
+      <w:r>
+        <w:rPr>
+          <w:rFonts w:ascii="Times New Roman" w:eastAsiaTheme="minorEastAsia" w:hAnsi="Times New Roman" w:cs="Times New Roman"/>
+          <w:sz w:val="28"/>
+          <w:szCs w:val="28"/>
+          <w:lang w:val="ru-RU"/>
+        </w:rPr>
+        <w:t xml:space="preserve"> устройство;</w:t>
+      </w:r>
+    </w:p>
+    <w:p>
+      <w:pPr>
+        <w:pStyle w:val="a7"/>
+        <w:numPr>
+          <w:ilvl w:val="0"/>
+          <w:numId w:val="11"/>
+        </w:numPr>
+        <w:tabs>
+          <w:tab w:val="left" w:pos="1134"/>
+        </w:tabs>
+        <w:spacing w:after="0" w:line="240" w:lineRule="auto"/>
+        <w:ind w:left="0" w:firstLine="709"/>
+        <w:jc w:val="both"/>
+        <w:rPr>
+          <w:rFonts w:ascii="Times New Roman" w:eastAsiaTheme="minorEastAsia" w:hAnsi="Times New Roman" w:cs="Times New Roman"/>
+          <w:sz w:val="28"/>
+          <w:szCs w:val="28"/>
+          <w:lang w:val="ru-RU"/>
+        </w:rPr>
+      </w:pPr>
+      <w:r>
+        <w:rPr>
+          <w:rFonts w:ascii="Times New Roman" w:eastAsiaTheme="minorEastAsia" w:hAnsi="Times New Roman" w:cs="Times New Roman"/>
+          <w:sz w:val="28"/>
+          <w:szCs w:val="28"/>
+          <w:lang w:val="ru-RU"/>
+        </w:rPr>
+        <w:t xml:space="preserve">1 Хост-маршрутизатор (Майкрософт) </w:t>
+      </w:r>
+      <w:r>
+        <w:rPr>
+          <w:rFonts w:ascii="Times New Roman" w:eastAsiaTheme="minorEastAsia" w:hAnsi="Times New Roman" w:cs="Times New Roman"/>
+          <w:sz w:val="28"/>
+          <w:szCs w:val="28"/>
+          <w:lang w:val="en-US"/>
+        </w:rPr>
+        <w:t>USB</w:t>
+      </w:r>
+      <w:r>
+        <w:rPr>
+          <w:rFonts w:ascii="Times New Roman" w:eastAsiaTheme="minorEastAsia" w:hAnsi="Times New Roman" w:cs="Times New Roman"/>
+          <w:sz w:val="28"/>
+          <w:szCs w:val="28"/>
+          <w:lang w:val="ru-RU"/>
+        </w:rPr>
+        <w:t>4 (</w:t>
+      </w:r>
+      <w:r>
+        <w:rPr>
+          <w:rFonts w:ascii="Times New Roman" w:eastAsiaTheme="minorEastAsia" w:hAnsi="Times New Roman" w:cs="Times New Roman"/>
+          <w:sz w:val="28"/>
+          <w:szCs w:val="28"/>
+          <w:lang w:val="en-US"/>
+        </w:rPr>
+        <w:t>TM</w:t>
+      </w:r>
+      <w:r>
+        <w:rPr>
+          <w:rFonts w:ascii="Times New Roman" w:eastAsiaTheme="minorEastAsia" w:hAnsi="Times New Roman" w:cs="Times New Roman"/>
+          <w:sz w:val="28"/>
+          <w:szCs w:val="28"/>
+          <w:lang w:val="ru-RU"/>
+        </w:rPr>
+        <w:t>).</w:t>
+      </w:r>
+    </w:p>
+    <w:p>
+      <w:pPr>
+        <w:pStyle w:val="a7"/>
+        <w:tabs>
+          <w:tab w:val="left" w:pos="1134"/>
+        </w:tabs>
+        <w:spacing w:after="0" w:line="240" w:lineRule="auto"/>
+        <w:ind w:left="709"/>
+        <w:jc w:val="both"/>
+        <w:rPr>
+          <w:rFonts w:ascii="Times New Roman" w:eastAsiaTheme="minorEastAsia" w:hAnsi="Times New Roman" w:cs="Times New Roman"/>
+          <w:sz w:val="28"/>
+          <w:szCs w:val="28"/>
+          <w:lang w:val="ru-RU"/>
+        </w:rPr>
+      </w:pPr>
+    </w:p>
+    <w:p>
+      <w:pPr>
+        <w:spacing w:after="0" w:line="240" w:lineRule="auto"/>
+        <w:ind w:firstLine="720"/>
+        <w:jc w:val="both"/>
+        <w:rPr>
+          <w:rFonts w:ascii="Times New Roman" w:eastAsiaTheme="minorEastAsia" w:hAnsi="Times New Roman" w:cs="Times New Roman"/>
+          <w:sz w:val="28"/>
+          <w:szCs w:val="28"/>
+          <w:lang w:val="ru-RU"/>
+        </w:rPr>
+      </w:pPr>
+      <w:r>
+        <w:rPr>
+          <w:rFonts w:ascii="Times New Roman" w:eastAsiaTheme="minorEastAsia" w:hAnsi="Times New Roman" w:cs="Times New Roman"/>
+          <w:sz w:val="28"/>
+          <w:szCs w:val="28"/>
+          <w:lang w:val="ru-RU"/>
+        </w:rPr>
+        <w:t>На корпусе ноутбука физически доступно 3 USB-порта: 2 разъема формата USB-A и 1 многофункциональный разъем USB-C (используемый для передачи данных и зарядки 100 Вт).</w:t>
+      </w:r>
+    </w:p>
+    <w:p>
+      <w:pPr>
+        <w:spacing w:after="0" w:line="240" w:lineRule="auto"/>
+        <w:ind w:firstLine="720"/>
+        <w:jc w:val="both"/>
+        <w:rPr>
+          <w:rFonts w:ascii="Times New Roman" w:eastAsiaTheme="minorEastAsia" w:hAnsi="Times New Roman" w:cs="Times New Roman"/>
+          <w:sz w:val="28"/>
+          <w:szCs w:val="28"/>
+          <w:lang w:val="ru-RU"/>
+        </w:rPr>
+      </w:pPr>
+    </w:p>
+    <w:p>
+      <w:pPr>
+        <w:spacing w:after="0" w:line="240" w:lineRule="auto"/>
+        <w:ind w:firstLine="720"/>
+        <w:jc w:val="both"/>
+        <w:rPr>
+          <w:rFonts w:ascii="Times New Roman" w:eastAsiaTheme="minorEastAsia" w:hAnsi="Times New Roman" w:cs="Times New Roman"/>
+          <w:sz w:val="28"/>
+          <w:szCs w:val="28"/>
+        </w:rPr>
+      </w:pPr>
+      <w:r>
+        <w:rPr>
+          <w:rFonts w:ascii="Times New Roman" w:eastAsiaTheme="minorEastAsia" w:hAnsi="Times New Roman" w:cs="Times New Roman"/>
+          <w:b/>
+          <w:bCs/>
+          <w:sz w:val="28"/>
+          <w:szCs w:val="28"/>
+        </w:rPr>
+        <w:t>Причина расхождения в числах</w:t>
+      </w:r>
+      <w:r>
+        <w:rPr>
+          <w:rFonts w:ascii="Times New Roman" w:eastAsiaTheme="minorEastAsia" w:hAnsi="Times New Roman" w:cs="Times New Roman"/>
+          <w:b/>
+          <w:bCs/>
+          <w:sz w:val="28"/>
+          <w:szCs w:val="28"/>
+          <w:lang w:val="ru-RU"/>
+        </w:rPr>
+        <w:t>:</w:t>
+      </w:r>
+    </w:p>
+    <w:p>
+      <w:pPr>
+        <w:pStyle w:val="a7"/>
+        <w:numPr>
+          <w:ilvl w:val="0"/>
+          <w:numId w:val="11"/>
+        </w:numPr>
+        <w:tabs>
+          <w:tab w:val="left" w:pos="1134"/>
+        </w:tabs>
+        <w:spacing w:after="0" w:line="240" w:lineRule="auto"/>
+        <w:ind w:left="0" w:firstLine="709"/>
+        <w:jc w:val="both"/>
+        <w:rPr>
+          <w:rFonts w:ascii="Times New Roman" w:eastAsiaTheme="minorEastAsia" w:hAnsi="Times New Roman" w:cs="Times New Roman"/>
+          <w:sz w:val="28"/>
+          <w:szCs w:val="28"/>
+        </w:rPr>
+      </w:pPr>
+      <w:r>
+        <w:rPr>
+          <w:rFonts w:ascii="Times New Roman" w:eastAsiaTheme="minorEastAsia" w:hAnsi="Times New Roman" w:cs="Times New Roman"/>
+          <w:sz w:val="28"/>
+          <w:szCs w:val="28"/>
+        </w:rPr>
+        <w:t xml:space="preserve">Внутреннее подключение встроенных модулей: </w:t>
+      </w:r>
+      <w:r>
+        <w:rPr>
+          <w:rFonts w:ascii="Times New Roman" w:eastAsiaTheme="minorEastAsia" w:hAnsi="Times New Roman" w:cs="Times New Roman"/>
+          <w:sz w:val="28"/>
+          <w:szCs w:val="28"/>
+          <w:lang w:val="ru-RU"/>
+        </w:rPr>
+        <w:t>ш</w:t>
+      </w:r>
+      <w:r>
+        <w:rPr>
+          <w:rFonts w:ascii="Times New Roman" w:eastAsiaTheme="minorEastAsia" w:hAnsi="Times New Roman" w:cs="Times New Roman"/>
+          <w:sz w:val="28"/>
+          <w:szCs w:val="28"/>
+          <w:lang w:val="ru-RU"/>
+        </w:rPr>
+        <w:t>ина</w:t>
+      </w:r>
+      <w:r>
+        <w:rPr>
+          <w:rFonts w:ascii="Times New Roman" w:eastAsiaTheme="minorEastAsia" w:hAnsi="Times New Roman" w:cs="Times New Roman"/>
+          <w:sz w:val="28"/>
+          <w:szCs w:val="28"/>
+        </w:rPr>
+        <w:t xml:space="preserve"> USB внутри ноутбука используется для связи процессора с интегрированным оборудованием. Встроенная веб-камера</w:t>
+      </w:r>
+      <w:r>
+        <w:rPr>
+          <w:rFonts w:ascii="Times New Roman" w:eastAsiaTheme="minorEastAsia" w:hAnsi="Times New Roman" w:cs="Times New Roman"/>
+          <w:sz w:val="28"/>
+          <w:szCs w:val="28"/>
+          <w:lang w:val="ru-RU"/>
+        </w:rPr>
+        <w:t>м</w:t>
+      </w:r>
+      <w:r>
+        <w:rPr>
+          <w:rFonts w:ascii="Times New Roman" w:eastAsiaTheme="minorEastAsia" w:hAnsi="Times New Roman" w:cs="Times New Roman"/>
+          <w:sz w:val="28"/>
+          <w:szCs w:val="28"/>
+        </w:rPr>
+        <w:t>и модуль Bluetooth физически распаяны на плате, но подключены внутри именно к линиям USB. Они и отображаются в системе как «Составное USB устройство»</w:t>
+      </w:r>
+      <w:r>
+        <w:rPr>
+          <w:rFonts w:ascii="Times New Roman" w:eastAsiaTheme="minorEastAsia" w:hAnsi="Times New Roman" w:cs="Times New Roman"/>
+          <w:sz w:val="28"/>
+          <w:szCs w:val="28"/>
+          <w:lang w:val="ru-RU"/>
+        </w:rPr>
+        <w:t>.</w:t>
+      </w:r>
+    </w:p>
+    <w:p>
+      <w:pPr>
+        <w:pStyle w:val="a7"/>
+        <w:numPr>
+          <w:ilvl w:val="0"/>
+          <w:numId w:val="11"/>
+        </w:numPr>
+        <w:tabs>
+          <w:tab w:val="left" w:pos="1134"/>
+        </w:tabs>
+        <w:spacing w:after="0" w:line="240" w:lineRule="auto"/>
+        <w:ind w:left="0" w:firstLine="709"/>
+        <w:jc w:val="both"/>
+        <w:rPr>
+          <w:rFonts w:ascii="Times New Roman" w:eastAsiaTheme="minorEastAsia" w:hAnsi="Times New Roman" w:cs="Times New Roman"/>
+          <w:sz w:val="28"/>
+          <w:szCs w:val="28"/>
+        </w:rPr>
+      </w:pPr>
+      <w:r>
+        <w:rPr>
+          <w:rFonts w:ascii="Times New Roman" w:eastAsiaTheme="minorEastAsia" w:hAnsi="Times New Roman" w:cs="Times New Roman"/>
+          <w:sz w:val="28"/>
+          <w:szCs w:val="28"/>
+        </w:rPr>
+        <w:t xml:space="preserve">Служебная логика (хабы и маршрутизаторы): </w:t>
+      </w:r>
+      <w:r>
+        <w:rPr>
+          <w:rFonts w:ascii="Times New Roman" w:eastAsiaTheme="minorEastAsia" w:hAnsi="Times New Roman" w:cs="Times New Roman"/>
+          <w:sz w:val="28"/>
+          <w:szCs w:val="28"/>
+          <w:lang w:val="ru-RU"/>
+        </w:rPr>
+        <w:t>ф</w:t>
+      </w:r>
+      <w:r>
+        <w:rPr>
+          <w:rFonts w:ascii="Times New Roman" w:eastAsiaTheme="minorEastAsia" w:hAnsi="Times New Roman" w:cs="Times New Roman"/>
+          <w:sz w:val="28"/>
+          <w:szCs w:val="28"/>
+          <w:lang w:val="ru-RU"/>
+        </w:rPr>
+        <w:t>изические</w:t>
+      </w:r>
+      <w:r>
+        <w:rPr>
+          <w:rFonts w:ascii="Times New Roman" w:eastAsiaTheme="minorEastAsia" w:hAnsi="Times New Roman" w:cs="Times New Roman"/>
+          <w:sz w:val="28"/>
+          <w:szCs w:val="28"/>
+        </w:rPr>
+        <w:t xml:space="preserve"> порты не работают напрямую с процессором. Для управления очередями данных система разворачивает виртуальные хост-контроллеры и концентраторы. Архитектура современного порта USB-C с поддержкой USB4 требует наличия отдельных хост-маршрутизаторов для корректного разделения потоков данных, видеосигнала и питания</w:t>
+      </w:r>
+      <w:r>
+        <w:rPr>
+          <w:rFonts w:ascii="Times New Roman" w:eastAsiaTheme="minorEastAsia" w:hAnsi="Times New Roman" w:cs="Times New Roman"/>
+          <w:sz w:val="28"/>
+          <w:szCs w:val="28"/>
+          <w:lang w:val="ru-RU"/>
+        </w:rPr>
+        <w:t>.</w:t>
+      </w:r>
+    </w:p>
     <w:sectPr>
       <w:pgSz w:w="11906" w:h="16838"/>
-      <w:pgMar w:top="1134" w:right="851" w:bottom="1134" w:left="1701" w:header="0" w:footer="0" w:gutter="0"/>
+      <w:pgMar w:top="1134" w:right="851" w:bottom="993" w:left="1701" w:header="0" w:footer="0" w:gutter="0"/>
       <w:cols w:space="708"/>
       <w:docGrid w:linePitch="360"/>
     </w:sectPr>
@@ -3673,6 +4381,119 @@
     </w:lvl>
   </w:abstractNum>
   <w:abstractNum w:abstractNumId="6" w15:restartNumberingAfterBreak="0">
+    <w:nsid w:val="61C34142"/>
+    <w:multiLevelType w:val="hybridMultilevel"/>
+    <w:tmpl w:val="17CEA908"/>
+    <w:lvl w:ilvl="0" w:tplc="20000001">
+      <w:start w:val="1"/>
+      <w:numFmt w:val="bullet"/>
+      <w:lvlText w:val=""/>
+      <w:lvlJc w:val="left"/>
+      <w:pPr>
+        <w:ind w:left="1429" w:hanging="360"/>
+      </w:pPr>
+      <w:rPr>
+        <w:rFonts w:ascii="Symbol" w:hAnsi="Symbol" w:hint="default"/>
+      </w:rPr>
+    </w:lvl>
+    <w:lvl w:ilvl="1" w:tplc="20000003" w:tentative="1">
+      <w:start w:val="1"/>
+      <w:numFmt w:val="bullet"/>
+      <w:lvlText w:val="o"/>
+      <w:lvlJc w:val="left"/>
+      <w:pPr>
+        <w:ind w:left="2149" w:hanging="360"/>
+      </w:pPr>
+      <w:rPr>
+        <w:rFonts w:ascii="Courier New" w:hAnsi="Courier New" w:cs="Courier New" w:hint="default"/>
+      </w:rPr>
+    </w:lvl>
+    <w:lvl w:ilvl="2" w:tplc="20000005" w:tentative="1">
+      <w:start w:val="1"/>
+      <w:numFmt w:val="bullet"/>
+      <w:lvlText w:val=""/>
+      <w:lvlJc w:val="left"/>
+      <w:pPr>
+        <w:ind w:left="2869" w:hanging="360"/>
+      </w:pPr>
+      <w:rPr>
+        <w:rFonts w:ascii="Wingdings" w:hAnsi="Wingdings" w:hint="default"/>
+      </w:rPr>
+    </w:lvl>
+    <w:lvl w:ilvl="3" w:tplc="20000001" w:tentative="1">
+      <w:start w:val="1"/>
+      <w:numFmt w:val="bullet"/>
+      <w:lvlText w:val=""/>
+      <w:lvlJc w:val="left"/>
+      <w:pPr>
+        <w:ind w:left="3589" w:hanging="360"/>
+      </w:pPr>
+      <w:rPr>
+        <w:rFonts w:ascii="Symbol" w:hAnsi="Symbol" w:hint="default"/>
+      </w:rPr>
+    </w:lvl>
+    <w:lvl w:ilvl="4" w:tplc="20000003" w:tentative="1">
+      <w:start w:val="1"/>
+      <w:numFmt w:val="bullet"/>
+      <w:lvlText w:val="o"/>
+      <w:lvlJc w:val="left"/>
+      <w:pPr>
+        <w:ind w:left="4309" w:hanging="360"/>
+      </w:pPr>
+      <w:rPr>
+        <w:rFonts w:ascii="Courier New" w:hAnsi="Courier New" w:cs="Courier New" w:hint="default"/>
+      </w:rPr>
+    </w:lvl>
+    <w:lvl w:ilvl="5" w:tplc="20000005" w:tentative="1">
+      <w:start w:val="1"/>
+      <w:numFmt w:val="bullet"/>
+      <w:lvlText w:val=""/>
+      <w:lvlJc w:val="left"/>
+      <w:pPr>
+        <w:ind w:left="5029" w:hanging="360"/>
+      </w:pPr>
+      <w:rPr>
+        <w:rFonts w:ascii="Wingdings" w:hAnsi="Wingdings" w:hint="default"/>
+      </w:rPr>
+    </w:lvl>
+    <w:lvl w:ilvl="6" w:tplc="20000001" w:tentative="1">
+      <w:start w:val="1"/>
+      <w:numFmt w:val="bullet"/>
+      <w:lvlText w:val=""/>
+      <w:lvlJc w:val="left"/>
+      <w:pPr>
+        <w:ind w:left="5749" w:hanging="360"/>
+      </w:pPr>
+      <w:rPr>
+        <w:rFonts w:ascii="Symbol" w:hAnsi="Symbol" w:hint="default"/>
+      </w:rPr>
+    </w:lvl>
+    <w:lvl w:ilvl="7" w:tplc="20000003" w:tentative="1">
+      <w:start w:val="1"/>
+      <w:numFmt w:val="bullet"/>
+      <w:lvlText w:val="o"/>
+      <w:lvlJc w:val="left"/>
+      <w:pPr>
+        <w:ind w:left="6469" w:hanging="360"/>
+      </w:pPr>
+      <w:rPr>
+        <w:rFonts w:ascii="Courier New" w:hAnsi="Courier New" w:cs="Courier New" w:hint="default"/>
+      </w:rPr>
+    </w:lvl>
+    <w:lvl w:ilvl="8" w:tplc="20000005" w:tentative="1">
+      <w:start w:val="1"/>
+      <w:numFmt w:val="bullet"/>
+      <w:lvlText w:val=""/>
+      <w:lvlJc w:val="left"/>
+      <w:pPr>
+        <w:ind w:left="7189" w:hanging="360"/>
+      </w:pPr>
+      <w:rPr>
+        <w:rFonts w:ascii="Wingdings" w:hAnsi="Wingdings" w:hint="default"/>
+      </w:rPr>
+    </w:lvl>
+  </w:abstractNum>
+  <w:abstractNum w:abstractNumId="7" w15:restartNumberingAfterBreak="0">
     <w:nsid w:val="6793391E"/>
     <w:multiLevelType w:val="hybridMultilevel"/>
     <w:tmpl w:val="E702D0FA"/>
@@ -3785,7 +4606,7 @@
       </w:rPr>
     </w:lvl>
   </w:abstractNum>
-  <w:abstractNum w:abstractNumId="7" w15:restartNumberingAfterBreak="0">
+  <w:abstractNum w:abstractNumId="8" w15:restartNumberingAfterBreak="0">
     <w:nsid w:val="6E212DF2"/>
     <w:multiLevelType w:val="multilevel"/>
     <w:tmpl w:val="B478F4B8"/>
@@ -3934,7 +4755,7 @@
       </w:rPr>
     </w:lvl>
   </w:abstractNum>
-  <w:abstractNum w:abstractNumId="8" w15:restartNumberingAfterBreak="0">
+  <w:abstractNum w:abstractNumId="9" w15:restartNumberingAfterBreak="0">
     <w:nsid w:val="6F084B7C"/>
     <w:multiLevelType w:val="hybridMultilevel"/>
     <w:tmpl w:val="15EC60DA"/>
@@ -4020,7 +4841,7 @@
       </w:pPr>
     </w:lvl>
   </w:abstractNum>
-  <w:abstractNum w:abstractNumId="9" w15:restartNumberingAfterBreak="0">
+  <w:abstractNum w:abstractNumId="10" w15:restartNumberingAfterBreak="0">
     <w:nsid w:val="70390081"/>
     <w:multiLevelType w:val="hybridMultilevel"/>
     <w:tmpl w:val="2C96BB80"/>
@@ -4140,7 +4961,7 @@
     <w:abstractNumId w:val="1"/>
   </w:num>
   <w:num w:numId="3" w16cid:durableId="1636258183">
-    <w:abstractNumId w:val="6"/>
+    <w:abstractNumId w:val="7"/>
   </w:num>
   <w:num w:numId="4" w16cid:durableId="1265069331">
     <w:abstractNumId w:val="4"/>
@@ -4149,19 +4970,22 @@
     <w:abstractNumId w:val="5"/>
   </w:num>
   <w:num w:numId="6" w16cid:durableId="1762220501">
-    <w:abstractNumId w:val="7"/>
+    <w:abstractNumId w:val="8"/>
   </w:num>
   <w:num w:numId="7" w16cid:durableId="1289160715">
     <w:abstractNumId w:val="3"/>
   </w:num>
   <w:num w:numId="8" w16cid:durableId="1359426195">
-    <w:abstractNumId w:val="9"/>
+    <w:abstractNumId w:val="10"/>
   </w:num>
   <w:num w:numId="9" w16cid:durableId="24990764">
-    <w:abstractNumId w:val="8"/>
+    <w:abstractNumId w:val="9"/>
   </w:num>
   <w:num w:numId="10" w16cid:durableId="1655254576">
     <w:abstractNumId w:val="2"/>
+  </w:num>
+  <w:num w:numId="11" w16cid:durableId="1065101400">
+    <w:abstractNumId w:val="6"/>
   </w:num>
 </w:numbering>
 </file>
@@ -4566,7 +5390,7 @@
   <w:style w:type="paragraph" w:default="1" w:styleId="a">
     <w:name w:val="Normal"/>
     <w:qFormat/>
-    <w:rsid w:val="00E21AB5"/>
+    <w:rsid w:val="00322FE8"/>
     <w:pPr>
       <w:spacing w:line="259" w:lineRule="auto"/>
     </w:pPr>
